--- a/treasury-platform/docs/30-readiness/word/DOC-B12-uat-pilot-plan.docx
+++ b/treasury-platform/docs/30-readiness/word/DOC-B12-uat-pilot-plan.docx
@@ -13733,11 +13733,11 @@
         </w:tblBorders>
       </w:tblPr>
       <w:tblGrid>
-        <w:gridCol w:w="1849"/>
-        <w:gridCol w:w="2468"/>
-        <w:gridCol w:w="2260"/>
-        <w:gridCol w:w="1849"/>
-        <w:gridCol w:w="1438"/>
+        <w:gridCol w:w="1775"/>
+        <w:gridCol w:w="2367"/>
+        <w:gridCol w:w="2567"/>
+        <w:gridCol w:w="1775"/>
+        <w:gridCol w:w="1380"/>
       </w:tblGrid>
       <w:tr>
         <w:trPr>
@@ -13746,7 +13746,7 @@
         </w:trPr>
         <w:tc>
           <w:tcPr>
-            <w:tcW w:type="dxa" w:w="1849"/>
+            <w:tcW w:type="dxa" w:w="1775"/>
             <w:tcBorders>
               <w:top w:val="single" w:color="BFC9D6" w:sz="4"/>
               <w:left w:val="single" w:color="BFC9D6" w:sz="4"/>
@@ -13784,7 +13784,7 @@
         </w:tc>
         <w:tc>
           <w:tcPr>
-            <w:tcW w:type="dxa" w:w="2468"/>
+            <w:tcW w:type="dxa" w:w="2367"/>
             <w:tcBorders>
               <w:top w:val="single" w:color="BFC9D6" w:sz="4"/>
               <w:left w:val="single" w:color="BFC9D6" w:sz="4"/>
@@ -13822,7 +13822,7 @@
         </w:tc>
         <w:tc>
           <w:tcPr>
-            <w:tcW w:type="dxa" w:w="2260"/>
+            <w:tcW w:type="dxa" w:w="2567"/>
             <w:tcBorders>
               <w:top w:val="single" w:color="BFC9D6" w:sz="4"/>
               <w:left w:val="single" w:color="BFC9D6" w:sz="4"/>
@@ -13860,7 +13860,7 @@
         </w:tc>
         <w:tc>
           <w:tcPr>
-            <w:tcW w:type="dxa" w:w="1849"/>
+            <w:tcW w:type="dxa" w:w="1775"/>
             <w:tcBorders>
               <w:top w:val="single" w:color="BFC9D6" w:sz="4"/>
               <w:left w:val="single" w:color="BFC9D6" w:sz="4"/>
@@ -13898,7 +13898,7 @@
         </w:tc>
         <w:tc>
           <w:tcPr>
-            <w:tcW w:type="dxa" w:w="1438"/>
+            <w:tcW w:type="dxa" w:w="1380"/>
             <w:tcBorders>
               <w:top w:val="single" w:color="BFC9D6" w:sz="4"/>
               <w:left w:val="single" w:color="BFC9D6" w:sz="4"/>
@@ -13941,7 +13941,7 @@
         </w:trPr>
         <w:tc>
           <w:tcPr>
-            <w:tcW w:type="dxa" w:w="1849"/>
+            <w:tcW w:type="dxa" w:w="1775"/>
             <w:tcBorders>
               <w:top w:val="single" w:color="BFC9D6" w:sz="4"/>
               <w:left w:val="single" w:color="BFC9D6" w:sz="4"/>
@@ -13977,7 +13977,7 @@
         </w:tc>
         <w:tc>
           <w:tcPr>
-            <w:tcW w:type="dxa" w:w="2468"/>
+            <w:tcW w:type="dxa" w:w="2367"/>
             <w:tcBorders>
               <w:top w:val="single" w:color="BFC9D6" w:sz="4"/>
               <w:left w:val="single" w:color="BFC9D6" w:sz="4"/>
@@ -14013,43 +14013,52 @@
         </w:tc>
         <w:tc>
           <w:tcPr>
-            <w:tcW w:type="dxa" w:w="2260"/>
-            <w:tcBorders>
-              <w:top w:val="single" w:color="BFC9D6" w:sz="4"/>
-              <w:left w:val="single" w:color="BFC9D6" w:sz="4"/>
-              <w:bottom w:val="single" w:color="BFC9D6" w:sz="4"/>
-              <w:right w:val="single" w:color="BFC9D6" w:sz="4"/>
-            </w:tcBorders>
-            <w:tcMar>
-              <w:top w:type="dxa" w:w="50"/>
-              <w:left w:type="dxa" w:w="90"/>
-              <w:bottom w:type="dxa" w:w="50"/>
-              <w:right w:type="dxa" w:w="90"/>
-            </w:tcMar>
-            <w:vAlign w:val="top"/>
-          </w:tcPr>
-          <w:p>
-            <w:pPr>
-              <w:keepNext w:val="false"/>
-              <w:bidi/>
-              <w:spacing w:after="30" w:before="30" w:line="264"/>
-            </w:pPr>
-            <w:r>
-              <w:rPr>
-                <w:rFonts w:ascii="Arial" w:cs="Arial" w:eastAsia="Arial" w:hAnsi="Arial"/>
-                <w:b w:val="false"/>
-                <w:bCs w:val="false"/>
-                <w:sz w:val="18"/>
-                <w:szCs w:val="18"/>
-                <w:rtl/>
-              </w:rPr>
-              <w:t xml:space="preserve">أسبوع لكل شريحة من S1، وثلاثة أسابيع نهائية بعد S5</w:t>
-            </w:r>
-          </w:p>
-        </w:tc>
-        <w:tc>
-          <w:tcPr>
-            <w:tcW w:type="dxa" w:w="1849"/>
+            <w:tcW w:type="dxa" w:w="2567"/>
+            <w:tcBorders>
+              <w:top w:val="single" w:color="BFC9D6" w:sz="4"/>
+              <w:left w:val="single" w:color="BFC9D6" w:sz="4"/>
+              <w:bottom w:val="single" w:color="BFC9D6" w:sz="4"/>
+              <w:right w:val="single" w:color="BFC9D6" w:sz="4"/>
+            </w:tcBorders>
+            <w:tcMar>
+              <w:top w:type="dxa" w:w="50"/>
+              <w:left w:type="dxa" w:w="90"/>
+              <w:bottom w:type="dxa" w:w="50"/>
+              <w:right w:type="dxa" w:w="90"/>
+            </w:tcMar>
+            <w:vAlign w:val="top"/>
+          </w:tcPr>
+          <w:p>
+            <w:pPr>
+              <w:keepNext w:val="false"/>
+              <w:bidi/>
+              <w:spacing w:after="30" w:before="30" w:line="264"/>
+            </w:pPr>
+            <w:r>
+              <w:rPr>
+                <w:rFonts w:ascii="Segoe UI Emoji" w:cs="Segoe UI Emoji" w:eastAsia="Segoe UI Emoji" w:hAnsi="Segoe UI Emoji"/>
+                <w:sz w:val="18"/>
+                <w:szCs w:val="18"/>
+                <w:rtl/>
+              </w:rPr>
+              <w:t xml:space="preserve">✅</w:t>
+            </w:r>
+            <w:r>
+              <w:rPr>
+                <w:rFonts w:ascii="Arial" w:cs="Arial" w:eastAsia="Arial" w:hAnsi="Arial"/>
+                <w:b w:val="false"/>
+                <w:bCs w:val="false"/>
+                <w:sz w:val="18"/>
+                <w:szCs w:val="18"/>
+                <w:rtl/>
+              </w:rPr>
+              <w:t xml:space="preserve"> معتمد من المالك (2026-10-12): أسبوع لكل شريحة من S1، وثلاثة أسابيع نهائية بعد S5</w:t>
+            </w:r>
+          </w:p>
+        </w:tc>
+        <w:tc>
+          <w:tcPr>
+            <w:tcW w:type="dxa" w:w="1775"/>
             <w:tcBorders>
               <w:top w:val="single" w:color="BFC9D6" w:sz="4"/>
               <w:left w:val="single" w:color="BFC9D6" w:sz="4"/>
@@ -14085,7 +14094,7 @@
         </w:tc>
         <w:tc>
           <w:tcPr>
-            <w:tcW w:type="dxa" w:w="1438"/>
+            <w:tcW w:type="dxa" w:w="1380"/>
             <w:tcBorders>
               <w:top w:val="single" w:color="BFC9D6" w:sz="4"/>
               <w:left w:val="single" w:color="BFC9D6" w:sz="4"/>
@@ -14126,7 +14135,7 @@
         </w:trPr>
         <w:tc>
           <w:tcPr>
-            <w:tcW w:type="dxa" w:w="1849"/>
+            <w:tcW w:type="dxa" w:w="1775"/>
             <w:tcBorders>
               <w:top w:val="single" w:color="BFC9D6" w:sz="4"/>
               <w:left w:val="single" w:color="BFC9D6" w:sz="4"/>
@@ -14163,7 +14172,7 @@
         </w:tc>
         <w:tc>
           <w:tcPr>
-            <w:tcW w:type="dxa" w:w="2468"/>
+            <w:tcW w:type="dxa" w:w="2367"/>
             <w:tcBorders>
               <w:top w:val="single" w:color="BFC9D6" w:sz="4"/>
               <w:left w:val="single" w:color="BFC9D6" w:sz="4"/>
@@ -14200,7 +14209,7 @@
         </w:tc>
         <w:tc>
           <w:tcPr>
-            <w:tcW w:type="dxa" w:w="2260"/>
+            <w:tcW w:type="dxa" w:w="2567"/>
             <w:tcBorders>
               <w:top w:val="single" w:color="BFC9D6" w:sz="4"/>
               <w:left w:val="single" w:color="BFC9D6" w:sz="4"/>
@@ -14224,20 +14233,29 @@
             </w:pPr>
             <w:r>
               <w:rPr>
-                <w:rFonts w:ascii="Arial" w:cs="Arial" w:eastAsia="Arial" w:hAnsi="Arial"/>
-                <w:b w:val="false"/>
-                <w:bCs w:val="false"/>
-                <w:sz w:val="18"/>
-                <w:szCs w:val="18"/>
-                <w:rtl/>
-              </w:rPr>
-              <w:t xml:space="preserve">ثمانية أسابيع بتشغيل موازٍ والعملية اليدوية سجل رسمي</w:t>
-            </w:r>
-          </w:p>
-        </w:tc>
-        <w:tc>
-          <w:tcPr>
-            <w:tcW w:type="dxa" w:w="1849"/>
+                <w:rFonts w:ascii="Segoe UI Emoji" w:cs="Segoe UI Emoji" w:eastAsia="Segoe UI Emoji" w:hAnsi="Segoe UI Emoji"/>
+                <w:sz w:val="18"/>
+                <w:szCs w:val="18"/>
+                <w:rtl/>
+              </w:rPr>
+              <w:t xml:space="preserve">✅</w:t>
+            </w:r>
+            <w:r>
+              <w:rPr>
+                <w:rFonts w:ascii="Arial" w:cs="Arial" w:eastAsia="Arial" w:hAnsi="Arial"/>
+                <w:b w:val="false"/>
+                <w:bCs w:val="false"/>
+                <w:sz w:val="18"/>
+                <w:szCs w:val="18"/>
+                <w:rtl/>
+              </w:rPr>
+              <w:t xml:space="preserve"> معتمد من المالك (2026-10-12): ثمانية أسابيع بتشغيل موازٍ والعملية اليدوية سجل رسمي</w:t>
+            </w:r>
+          </w:p>
+        </w:tc>
+        <w:tc>
+          <w:tcPr>
+            <w:tcW w:type="dxa" w:w="1775"/>
             <w:tcBorders>
               <w:top w:val="single" w:color="BFC9D6" w:sz="4"/>
               <w:left w:val="single" w:color="BFC9D6" w:sz="4"/>
@@ -14274,7 +14292,7 @@
         </w:tc>
         <w:tc>
           <w:tcPr>
-            <w:tcW w:type="dxa" w:w="1438"/>
+            <w:tcW w:type="dxa" w:w="1380"/>
             <w:tcBorders>
               <w:top w:val="single" w:color="BFC9D6" w:sz="4"/>
               <w:left w:val="single" w:color="BFC9D6" w:sz="4"/>
@@ -14316,7 +14334,7 @@
         </w:trPr>
         <w:tc>
           <w:tcPr>
-            <w:tcW w:type="dxa" w:w="1849"/>
+            <w:tcW w:type="dxa" w:w="1775"/>
             <w:tcBorders>
               <w:top w:val="single" w:color="BFC9D6" w:sz="4"/>
               <w:left w:val="single" w:color="BFC9D6" w:sz="4"/>
@@ -14352,7 +14370,7 @@
         </w:tc>
         <w:tc>
           <w:tcPr>
-            <w:tcW w:type="dxa" w:w="2468"/>
+            <w:tcW w:type="dxa" w:w="2367"/>
             <w:tcBorders>
               <w:top w:val="single" w:color="BFC9D6" w:sz="4"/>
               <w:left w:val="single" w:color="BFC9D6" w:sz="4"/>
@@ -14388,43 +14406,52 @@
         </w:tc>
         <w:tc>
           <w:tcPr>
-            <w:tcW w:type="dxa" w:w="2260"/>
-            <w:tcBorders>
-              <w:top w:val="single" w:color="BFC9D6" w:sz="4"/>
-              <w:left w:val="single" w:color="BFC9D6" w:sz="4"/>
-              <w:bottom w:val="single" w:color="BFC9D6" w:sz="4"/>
-              <w:right w:val="single" w:color="BFC9D6" w:sz="4"/>
-            </w:tcBorders>
-            <w:tcMar>
-              <w:top w:type="dxa" w:w="50"/>
-              <w:left w:type="dxa" w:w="90"/>
-              <w:bottom w:type="dxa" w:w="50"/>
-              <w:right w:type="dxa" w:w="90"/>
-            </w:tcMar>
-            <w:vAlign w:val="top"/>
-          </w:tcPr>
-          <w:p>
-            <w:pPr>
-              <w:keepNext w:val="false"/>
-              <w:bidi/>
-              <w:spacing w:after="30" w:before="30" w:line="264"/>
-            </w:pPr>
-            <w:r>
-              <w:rPr>
-                <w:rFonts w:ascii="Arial" w:cs="Arial" w:eastAsia="Arial" w:hAnsi="Arial"/>
-                <w:b w:val="false"/>
-                <w:bCs w:val="false"/>
-                <w:sz w:val="18"/>
-                <w:szCs w:val="18"/>
-                <w:rtl/>
-              </w:rPr>
-              <w:t xml:space="preserve">مجموعة العميل التي زوّدت الاتفاقيات</w:t>
-            </w:r>
-          </w:p>
-        </w:tc>
-        <w:tc>
-          <w:tcPr>
-            <w:tcW w:type="dxa" w:w="1849"/>
+            <w:tcW w:type="dxa" w:w="2567"/>
+            <w:tcBorders>
+              <w:top w:val="single" w:color="BFC9D6" w:sz="4"/>
+              <w:left w:val="single" w:color="BFC9D6" w:sz="4"/>
+              <w:bottom w:val="single" w:color="BFC9D6" w:sz="4"/>
+              <w:right w:val="single" w:color="BFC9D6" w:sz="4"/>
+            </w:tcBorders>
+            <w:tcMar>
+              <w:top w:type="dxa" w:w="50"/>
+              <w:left w:type="dxa" w:w="90"/>
+              <w:bottom w:type="dxa" w:w="50"/>
+              <w:right w:type="dxa" w:w="90"/>
+            </w:tcMar>
+            <w:vAlign w:val="top"/>
+          </w:tcPr>
+          <w:p>
+            <w:pPr>
+              <w:keepNext w:val="false"/>
+              <w:bidi/>
+              <w:spacing w:after="30" w:before="30" w:line="264"/>
+            </w:pPr>
+            <w:r>
+              <w:rPr>
+                <w:rFonts w:ascii="Segoe UI Emoji" w:cs="Segoe UI Emoji" w:eastAsia="Segoe UI Emoji" w:hAnsi="Segoe UI Emoji"/>
+                <w:sz w:val="18"/>
+                <w:szCs w:val="18"/>
+                <w:rtl/>
+              </w:rPr>
+              <w:t xml:space="preserve">✅</w:t>
+            </w:r>
+            <w:r>
+              <w:rPr>
+                <w:rFonts w:ascii="Arial" w:cs="Arial" w:eastAsia="Arial" w:hAnsi="Arial"/>
+                <w:b w:val="false"/>
+                <w:bCs w:val="false"/>
+                <w:sz w:val="18"/>
+                <w:szCs w:val="18"/>
+                <w:rtl/>
+              </w:rPr>
+              <w:t xml:space="preserve"> معتمد من المالك (2026-10-12): مجموعة العميل التي زوّدت الاتفاقيات</w:t>
+            </w:r>
+          </w:p>
+        </w:tc>
+        <w:tc>
+          <w:tcPr>
+            <w:tcW w:type="dxa" w:w="1775"/>
             <w:tcBorders>
               <w:top w:val="single" w:color="BFC9D6" w:sz="4"/>
               <w:left w:val="single" w:color="BFC9D6" w:sz="4"/>
@@ -14460,7 +14487,7 @@
         </w:tc>
         <w:tc>
           <w:tcPr>
-            <w:tcW w:type="dxa" w:w="1438"/>
+            <w:tcW w:type="dxa" w:w="1380"/>
             <w:tcBorders>
               <w:top w:val="single" w:color="BFC9D6" w:sz="4"/>
               <w:left w:val="single" w:color="BFC9D6" w:sz="4"/>
@@ -14501,7 +14528,7 @@
         </w:trPr>
         <w:tc>
           <w:tcPr>
-            <w:tcW w:type="dxa" w:w="1849"/>
+            <w:tcW w:type="dxa" w:w="1775"/>
             <w:tcBorders>
               <w:top w:val="single" w:color="BFC9D6" w:sz="4"/>
               <w:left w:val="single" w:color="BFC9D6" w:sz="4"/>
@@ -14538,7 +14565,7 @@
         </w:tc>
         <w:tc>
           <w:tcPr>
-            <w:tcW w:type="dxa" w:w="2468"/>
+            <w:tcW w:type="dxa" w:w="2367"/>
             <w:tcBorders>
               <w:top w:val="single" w:color="BFC9D6" w:sz="4"/>
               <w:left w:val="single" w:color="BFC9D6" w:sz="4"/>
@@ -14575,7 +14602,7 @@
         </w:tc>
         <w:tc>
           <w:tcPr>
-            <w:tcW w:type="dxa" w:w="2260"/>
+            <w:tcW w:type="dxa" w:w="2567"/>
             <w:tcBorders>
               <w:top w:val="single" w:color="BFC9D6" w:sz="4"/>
               <w:left w:val="single" w:color="BFC9D6" w:sz="4"/>
@@ -14599,20 +14626,29 @@
             </w:pPr>
             <w:r>
               <w:rPr>
-                <w:rFonts w:ascii="Arial" w:cs="Arial" w:eastAsia="Arial" w:hAnsi="Arial"/>
-                <w:b w:val="false"/>
-                <w:bCs w:val="false"/>
-                <w:sz w:val="18"/>
-                <w:szCs w:val="18"/>
-                <w:rtl/>
-              </w:rPr>
-              <w:t xml:space="preserve">كما في §5</w:t>
-            </w:r>
-          </w:p>
-        </w:tc>
-        <w:tc>
-          <w:tcPr>
-            <w:tcW w:type="dxa" w:w="1849"/>
+                <w:rFonts w:ascii="Segoe UI Emoji" w:cs="Segoe UI Emoji" w:eastAsia="Segoe UI Emoji" w:hAnsi="Segoe UI Emoji"/>
+                <w:sz w:val="18"/>
+                <w:szCs w:val="18"/>
+                <w:rtl/>
+              </w:rPr>
+              <w:t xml:space="preserve">✅</w:t>
+            </w:r>
+            <w:r>
+              <w:rPr>
+                <w:rFonts w:ascii="Arial" w:cs="Arial" w:eastAsia="Arial" w:hAnsi="Arial"/>
+                <w:b w:val="false"/>
+                <w:bCs w:val="false"/>
+                <w:sz w:val="18"/>
+                <w:szCs w:val="18"/>
+                <w:rtl/>
+              </w:rPr>
+              <w:t xml:space="preserve"> معتمد من المالك (2026-10-12): كما في §5</w:t>
+            </w:r>
+          </w:p>
+        </w:tc>
+        <w:tc>
+          <w:tcPr>
+            <w:tcW w:type="dxa" w:w="1775"/>
             <w:tcBorders>
               <w:top w:val="single" w:color="BFC9D6" w:sz="4"/>
               <w:left w:val="single" w:color="BFC9D6" w:sz="4"/>
@@ -14649,7 +14685,7 @@
         </w:tc>
         <w:tc>
           <w:tcPr>
-            <w:tcW w:type="dxa" w:w="1438"/>
+            <w:tcW w:type="dxa" w:w="1380"/>
             <w:tcBorders>
               <w:top w:val="single" w:color="BFC9D6" w:sz="4"/>
               <w:left w:val="single" w:color="BFC9D6" w:sz="4"/>
@@ -14691,7 +14727,7 @@
         </w:trPr>
         <w:tc>
           <w:tcPr>
-            <w:tcW w:type="dxa" w:w="1849"/>
+            <w:tcW w:type="dxa" w:w="1775"/>
             <w:tcBorders>
               <w:top w:val="single" w:color="BFC9D6" w:sz="4"/>
               <w:left w:val="single" w:color="BFC9D6" w:sz="4"/>
@@ -14727,7 +14763,7 @@
         </w:tc>
         <w:tc>
           <w:tcPr>
-            <w:tcW w:type="dxa" w:w="2468"/>
+            <w:tcW w:type="dxa" w:w="2367"/>
             <w:tcBorders>
               <w:top w:val="single" w:color="BFC9D6" w:sz="4"/>
               <w:left w:val="single" w:color="BFC9D6" w:sz="4"/>
@@ -14763,43 +14799,52 @@
         </w:tc>
         <w:tc>
           <w:tcPr>
-            <w:tcW w:type="dxa" w:w="2260"/>
-            <w:tcBorders>
-              <w:top w:val="single" w:color="BFC9D6" w:sz="4"/>
-              <w:left w:val="single" w:color="BFC9D6" w:sz="4"/>
-              <w:bottom w:val="single" w:color="BFC9D6" w:sz="4"/>
-              <w:right w:val="single" w:color="BFC9D6" w:sz="4"/>
-            </w:tcBorders>
-            <w:tcMar>
-              <w:top w:type="dxa" w:w="50"/>
-              <w:left w:type="dxa" w:w="90"/>
-              <w:bottom w:type="dxa" w:w="50"/>
-              <w:right w:type="dxa" w:w="90"/>
-            </w:tcMar>
-            <w:vAlign w:val="top"/>
-          </w:tcPr>
-          <w:p>
-            <w:pPr>
-              <w:keepNext w:val="false"/>
-              <w:bidi/>
-              <w:spacing w:after="30" w:before="30" w:line="264"/>
-            </w:pPr>
-            <w:r>
-              <w:rPr>
-                <w:rFonts w:ascii="Arial" w:cs="Arial" w:eastAsia="Arial" w:hAnsi="Arial"/>
-                <w:b w:val="false"/>
-                <w:bCs w:val="false"/>
-                <w:sz w:val="18"/>
-                <w:szCs w:val="18"/>
-                <w:rtl/>
-              </w:rPr>
-              <w:t xml:space="preserve">كما في §8.3، ومنها عشرة طلبات اعتماد حقيقية</w:t>
-            </w:r>
-          </w:p>
-        </w:tc>
-        <w:tc>
-          <w:tcPr>
-            <w:tcW w:type="dxa" w:w="1849"/>
+            <w:tcW w:type="dxa" w:w="2567"/>
+            <w:tcBorders>
+              <w:top w:val="single" w:color="BFC9D6" w:sz="4"/>
+              <w:left w:val="single" w:color="BFC9D6" w:sz="4"/>
+              <w:bottom w:val="single" w:color="BFC9D6" w:sz="4"/>
+              <w:right w:val="single" w:color="BFC9D6" w:sz="4"/>
+            </w:tcBorders>
+            <w:tcMar>
+              <w:top w:type="dxa" w:w="50"/>
+              <w:left w:type="dxa" w:w="90"/>
+              <w:bottom w:type="dxa" w:w="50"/>
+              <w:right w:type="dxa" w:w="90"/>
+            </w:tcMar>
+            <w:vAlign w:val="top"/>
+          </w:tcPr>
+          <w:p>
+            <w:pPr>
+              <w:keepNext w:val="false"/>
+              <w:bidi/>
+              <w:spacing w:after="30" w:before="30" w:line="264"/>
+            </w:pPr>
+            <w:r>
+              <w:rPr>
+                <w:rFonts w:ascii="Segoe UI Emoji" w:cs="Segoe UI Emoji" w:eastAsia="Segoe UI Emoji" w:hAnsi="Segoe UI Emoji"/>
+                <w:sz w:val="18"/>
+                <w:szCs w:val="18"/>
+                <w:rtl/>
+              </w:rPr>
+              <w:t xml:space="preserve">✅</w:t>
+            </w:r>
+            <w:r>
+              <w:rPr>
+                <w:rFonts w:ascii="Arial" w:cs="Arial" w:eastAsia="Arial" w:hAnsi="Arial"/>
+                <w:b w:val="false"/>
+                <w:bCs w:val="false"/>
+                <w:sz w:val="18"/>
+                <w:szCs w:val="18"/>
+                <w:rtl/>
+              </w:rPr>
+              <w:t xml:space="preserve"> معتمد من المالك (2026-10-12): كما في §8.3، ومنها عشرة طلبات اعتماد حقيقية</w:t>
+            </w:r>
+          </w:p>
+        </w:tc>
+        <w:tc>
+          <w:tcPr>
+            <w:tcW w:type="dxa" w:w="1775"/>
             <w:tcBorders>
               <w:top w:val="single" w:color="BFC9D6" w:sz="4"/>
               <w:left w:val="single" w:color="BFC9D6" w:sz="4"/>
@@ -14835,7 +14880,7 @@
         </w:tc>
         <w:tc>
           <w:tcPr>
-            <w:tcW w:type="dxa" w:w="1438"/>
+            <w:tcW w:type="dxa" w:w="1380"/>
             <w:tcBorders>
               <w:top w:val="single" w:color="BFC9D6" w:sz="4"/>
               <w:left w:val="single" w:color="BFC9D6" w:sz="4"/>
@@ -14876,7 +14921,7 @@
         </w:trPr>
         <w:tc>
           <w:tcPr>
-            <w:tcW w:type="dxa" w:w="1849"/>
+            <w:tcW w:type="dxa" w:w="1775"/>
             <w:tcBorders>
               <w:top w:val="single" w:color="BFC9D6" w:sz="4"/>
               <w:left w:val="single" w:color="BFC9D6" w:sz="4"/>
@@ -14913,7 +14958,7 @@
         </w:tc>
         <w:tc>
           <w:tcPr>
-            <w:tcW w:type="dxa" w:w="2468"/>
+            <w:tcW w:type="dxa" w:w="2367"/>
             <w:tcBorders>
               <w:top w:val="single" w:color="BFC9D6" w:sz="4"/>
               <w:left w:val="single" w:color="BFC9D6" w:sz="4"/>
@@ -14950,7 +14995,7 @@
         </w:tc>
         <w:tc>
           <w:tcPr>
-            <w:tcW w:type="dxa" w:w="2260"/>
+            <w:tcW w:type="dxa" w:w="2567"/>
             <w:tcBorders>
               <w:top w:val="single" w:color="BFC9D6" w:sz="4"/>
               <w:left w:val="single" w:color="BFC9D6" w:sz="4"/>
@@ -14974,20 +15019,29 @@
             </w:pPr>
             <w:r>
               <w:rPr>
-                <w:rFonts w:ascii="Arial" w:cs="Arial" w:eastAsia="Arial" w:hAnsi="Arial"/>
-                <w:b w:val="false"/>
-                <w:bCs w:val="false"/>
-                <w:sz w:val="18"/>
-                <w:szCs w:val="18"/>
-                <w:rtl/>
-              </w:rPr>
-              <w:t xml:space="preserve">OWN بتوصية QA وSEC وOPS، ولـ LEG رفض في بنود حماية البيانات</w:t>
-            </w:r>
-          </w:p>
-        </w:tc>
-        <w:tc>
-          <w:tcPr>
-            <w:tcW w:type="dxa" w:w="1849"/>
+                <w:rFonts w:ascii="Segoe UI Emoji" w:cs="Segoe UI Emoji" w:eastAsia="Segoe UI Emoji" w:hAnsi="Segoe UI Emoji"/>
+                <w:sz w:val="18"/>
+                <w:szCs w:val="18"/>
+                <w:rtl/>
+              </w:rPr>
+              <w:t xml:space="preserve">✅</w:t>
+            </w:r>
+            <w:r>
+              <w:rPr>
+                <w:rFonts w:ascii="Arial" w:cs="Arial" w:eastAsia="Arial" w:hAnsi="Arial"/>
+                <w:b w:val="false"/>
+                <w:bCs w:val="false"/>
+                <w:sz w:val="18"/>
+                <w:szCs w:val="18"/>
+                <w:rtl/>
+              </w:rPr>
+              <w:t xml:space="preserve"> معتمد من المالك (2026-10-12): OWN بتوصية QA وSEC وOPS، ولـ LEG رفض في بنود حماية البيانات</w:t>
+            </w:r>
+          </w:p>
+        </w:tc>
+        <w:tc>
+          <w:tcPr>
+            <w:tcW w:type="dxa" w:w="1775"/>
             <w:tcBorders>
               <w:top w:val="single" w:color="BFC9D6" w:sz="4"/>
               <w:left w:val="single" w:color="BFC9D6" w:sz="4"/>
@@ -15024,7 +15078,7 @@
         </w:tc>
         <w:tc>
           <w:tcPr>
-            <w:tcW w:type="dxa" w:w="1438"/>
+            <w:tcW w:type="dxa" w:w="1380"/>
             <w:tcBorders>
               <w:top w:val="single" w:color="BFC9D6" w:sz="4"/>
               <w:left w:val="single" w:color="BFC9D6" w:sz="4"/>
@@ -15066,7 +15120,7 @@
         </w:trPr>
         <w:tc>
           <w:tcPr>
-            <w:tcW w:type="dxa" w:w="1849"/>
+            <w:tcW w:type="dxa" w:w="1775"/>
             <w:tcBorders>
               <w:top w:val="single" w:color="BFC9D6" w:sz="4"/>
               <w:left w:val="single" w:color="BFC9D6" w:sz="4"/>
@@ -15102,7 +15156,7 @@
         </w:tc>
         <w:tc>
           <w:tcPr>
-            <w:tcW w:type="dxa" w:w="2468"/>
+            <w:tcW w:type="dxa" w:w="2367"/>
             <w:tcBorders>
               <w:top w:val="single" w:color="BFC9D6" w:sz="4"/>
               <w:left w:val="single" w:color="BFC9D6" w:sz="4"/>
@@ -15138,43 +15192,52 @@
         </w:tc>
         <w:tc>
           <w:tcPr>
-            <w:tcW w:type="dxa" w:w="2260"/>
-            <w:tcBorders>
-              <w:top w:val="single" w:color="BFC9D6" w:sz="4"/>
-              <w:left w:val="single" w:color="BFC9D6" w:sz="4"/>
-              <w:bottom w:val="single" w:color="BFC9D6" w:sz="4"/>
-              <w:right w:val="single" w:color="BFC9D6" w:sz="4"/>
-            </w:tcBorders>
-            <w:tcMar>
-              <w:top w:type="dxa" w:w="50"/>
-              <w:left w:type="dxa" w:w="90"/>
-              <w:bottom w:type="dxa" w:w="50"/>
-              <w:right w:type="dxa" w:w="90"/>
-            </w:tcMar>
-            <w:vAlign w:val="top"/>
-          </w:tcPr>
-          <w:p>
-            <w:pPr>
-              <w:keepNext w:val="false"/>
-              <w:bidi/>
-              <w:spacing w:after="30" w:before="30" w:line="264"/>
-            </w:pPr>
-            <w:r>
-              <w:rPr>
-                <w:rFonts w:ascii="Arial" w:cs="Arial" w:eastAsia="Arial" w:hAnsi="Arial"/>
-                <w:b w:val="false"/>
-                <w:bCs w:val="false"/>
-                <w:sz w:val="18"/>
-                <w:szCs w:val="18"/>
-                <w:rtl/>
-              </w:rPr>
-              <w:t xml:space="preserve">رفعه إلى Must للتجربة، أو إجراء تصدير بيد DBA موثّق</w:t>
-            </w:r>
-          </w:p>
-        </w:tc>
-        <w:tc>
-          <w:tcPr>
-            <w:tcW w:type="dxa" w:w="1849"/>
+            <w:tcW w:type="dxa" w:w="2567"/>
+            <w:tcBorders>
+              <w:top w:val="single" w:color="BFC9D6" w:sz="4"/>
+              <w:left w:val="single" w:color="BFC9D6" w:sz="4"/>
+              <w:bottom w:val="single" w:color="BFC9D6" w:sz="4"/>
+              <w:right w:val="single" w:color="BFC9D6" w:sz="4"/>
+            </w:tcBorders>
+            <w:tcMar>
+              <w:top w:type="dxa" w:w="50"/>
+              <w:left w:type="dxa" w:w="90"/>
+              <w:bottom w:type="dxa" w:w="50"/>
+              <w:right w:type="dxa" w:w="90"/>
+            </w:tcMar>
+            <w:vAlign w:val="top"/>
+          </w:tcPr>
+          <w:p>
+            <w:pPr>
+              <w:keepNext w:val="false"/>
+              <w:bidi/>
+              <w:spacing w:after="30" w:before="30" w:line="264"/>
+            </w:pPr>
+            <w:r>
+              <w:rPr>
+                <w:rFonts w:ascii="Segoe UI Emoji" w:cs="Segoe UI Emoji" w:eastAsia="Segoe UI Emoji" w:hAnsi="Segoe UI Emoji"/>
+                <w:sz w:val="18"/>
+                <w:szCs w:val="18"/>
+                <w:rtl/>
+              </w:rPr>
+              <w:t xml:space="preserve">✅</w:t>
+            </w:r>
+            <w:r>
+              <w:rPr>
+                <w:rFonts w:ascii="Arial" w:cs="Arial" w:eastAsia="Arial" w:hAnsi="Arial"/>
+                <w:b w:val="false"/>
+                <w:bCs w:val="false"/>
+                <w:sz w:val="18"/>
+                <w:szCs w:val="18"/>
+                <w:rtl/>
+              </w:rPr>
+              <w:t xml:space="preserve"> معتمد من المالك (2026-10-12): رفعه إلى Must للتجربة، أو إجراء تصدير بيد DBA موثّق</w:t>
+            </w:r>
+          </w:p>
+        </w:tc>
+        <w:tc>
+          <w:tcPr>
+            <w:tcW w:type="dxa" w:w="1775"/>
             <w:tcBorders>
               <w:top w:val="single" w:color="BFC9D6" w:sz="4"/>
               <w:left w:val="single" w:color="BFC9D6" w:sz="4"/>
@@ -15210,7 +15273,7 @@
         </w:tc>
         <w:tc>
           <w:tcPr>
-            <w:tcW w:type="dxa" w:w="1438"/>
+            <w:tcW w:type="dxa" w:w="1380"/>
             <w:tcBorders>
               <w:top w:val="single" w:color="BFC9D6" w:sz="4"/>
               <w:left w:val="single" w:color="BFC9D6" w:sz="4"/>
@@ -15251,7 +15314,7 @@
         </w:trPr>
         <w:tc>
           <w:tcPr>
-            <w:tcW w:type="dxa" w:w="1849"/>
+            <w:tcW w:type="dxa" w:w="1775"/>
             <w:tcBorders>
               <w:top w:val="single" w:color="BFC9D6" w:sz="4"/>
               <w:left w:val="single" w:color="BFC9D6" w:sz="4"/>
@@ -15288,7 +15351,7 @@
         </w:tc>
         <w:tc>
           <w:tcPr>
-            <w:tcW w:type="dxa" w:w="2468"/>
+            <w:tcW w:type="dxa" w:w="2367"/>
             <w:tcBorders>
               <w:top w:val="single" w:color="BFC9D6" w:sz="4"/>
               <w:left w:val="single" w:color="BFC9D6" w:sz="4"/>
@@ -15325,7 +15388,7 @@
         </w:tc>
         <w:tc>
           <w:tcPr>
-            <w:tcW w:type="dxa" w:w="2260"/>
+            <w:tcW w:type="dxa" w:w="2567"/>
             <w:tcBorders>
               <w:top w:val="single" w:color="BFC9D6" w:sz="4"/>
               <w:left w:val="single" w:color="BFC9D6" w:sz="4"/>
@@ -15362,7 +15425,7 @@
         </w:tc>
         <w:tc>
           <w:tcPr>
-            <w:tcW w:type="dxa" w:w="1849"/>
+            <w:tcW w:type="dxa" w:w="1775"/>
             <w:tcBorders>
               <w:top w:val="single" w:color="BFC9D6" w:sz="4"/>
               <w:left w:val="single" w:color="BFC9D6" w:sz="4"/>
@@ -15399,7 +15462,7 @@
         </w:tc>
         <w:tc>
           <w:tcPr>
-            <w:tcW w:type="dxa" w:w="1438"/>
+            <w:tcW w:type="dxa" w:w="1380"/>
             <w:tcBorders>
               <w:top w:val="single" w:color="BFC9D6" w:sz="4"/>
               <w:left w:val="single" w:color="BFC9D6" w:sz="4"/>
@@ -15441,7 +15504,7 @@
         </w:trPr>
         <w:tc>
           <w:tcPr>
-            <w:tcW w:type="dxa" w:w="1849"/>
+            <w:tcW w:type="dxa" w:w="1775"/>
             <w:tcBorders>
               <w:top w:val="single" w:color="BFC9D6" w:sz="4"/>
               <w:left w:val="single" w:color="BFC9D6" w:sz="4"/>
@@ -15477,7 +15540,7 @@
         </w:tc>
         <w:tc>
           <w:tcPr>
-            <w:tcW w:type="dxa" w:w="2468"/>
+            <w:tcW w:type="dxa" w:w="2367"/>
             <w:tcBorders>
               <w:top w:val="single" w:color="BFC9D6" w:sz="4"/>
               <w:left w:val="single" w:color="BFC9D6" w:sz="4"/>
@@ -15513,43 +15576,52 @@
         </w:tc>
         <w:tc>
           <w:tcPr>
-            <w:tcW w:type="dxa" w:w="2260"/>
-            <w:tcBorders>
-              <w:top w:val="single" w:color="BFC9D6" w:sz="4"/>
-              <w:left w:val="single" w:color="BFC9D6" w:sz="4"/>
-              <w:bottom w:val="single" w:color="BFC9D6" w:sz="4"/>
-              <w:right w:val="single" w:color="BFC9D6" w:sz="4"/>
-            </w:tcBorders>
-            <w:tcMar>
-              <w:top w:type="dxa" w:w="50"/>
-              <w:left w:type="dxa" w:w="90"/>
-              <w:bottom w:type="dxa" w:w="50"/>
-              <w:right w:type="dxa" w:w="90"/>
-            </w:tcMar>
-            <w:vAlign w:val="top"/>
-          </w:tcPr>
-          <w:p>
-            <w:pPr>
-              <w:keepNext w:val="false"/>
-              <w:bidi/>
-              <w:spacing w:after="30" w:before="30" w:line="264"/>
-            </w:pPr>
-            <w:r>
-              <w:rPr>
-                <w:rFonts w:ascii="Arial" w:cs="Arial" w:eastAsia="Arial" w:hAnsi="Arial"/>
-                <w:b w:val="false"/>
-                <w:bCs w:val="false"/>
-                <w:sz w:val="18"/>
-                <w:szCs w:val="18"/>
-                <w:rtl/>
-              </w:rPr>
-              <w:t xml:space="preserve">تُضاف المالية إلى الأقسام الثلاثة لأجل S2-ب</w:t>
-            </w:r>
-          </w:p>
-        </w:tc>
-        <w:tc>
-          <w:tcPr>
-            <w:tcW w:type="dxa" w:w="1849"/>
+            <w:tcW w:type="dxa" w:w="2567"/>
+            <w:tcBorders>
+              <w:top w:val="single" w:color="BFC9D6" w:sz="4"/>
+              <w:left w:val="single" w:color="BFC9D6" w:sz="4"/>
+              <w:bottom w:val="single" w:color="BFC9D6" w:sz="4"/>
+              <w:right w:val="single" w:color="BFC9D6" w:sz="4"/>
+            </w:tcBorders>
+            <w:tcMar>
+              <w:top w:type="dxa" w:w="50"/>
+              <w:left w:type="dxa" w:w="90"/>
+              <w:bottom w:type="dxa" w:w="50"/>
+              <w:right w:type="dxa" w:w="90"/>
+            </w:tcMar>
+            <w:vAlign w:val="top"/>
+          </w:tcPr>
+          <w:p>
+            <w:pPr>
+              <w:keepNext w:val="false"/>
+              <w:bidi/>
+              <w:spacing w:after="30" w:before="30" w:line="264"/>
+            </w:pPr>
+            <w:r>
+              <w:rPr>
+                <w:rFonts w:ascii="Segoe UI Emoji" w:cs="Segoe UI Emoji" w:eastAsia="Segoe UI Emoji" w:hAnsi="Segoe UI Emoji"/>
+                <w:sz w:val="18"/>
+                <w:szCs w:val="18"/>
+                <w:rtl/>
+              </w:rPr>
+              <w:t xml:space="preserve">✅</w:t>
+            </w:r>
+            <w:r>
+              <w:rPr>
+                <w:rFonts w:ascii="Arial" w:cs="Arial" w:eastAsia="Arial" w:hAnsi="Arial"/>
+                <w:b w:val="false"/>
+                <w:bCs w:val="false"/>
+                <w:sz w:val="18"/>
+                <w:szCs w:val="18"/>
+                <w:rtl/>
+              </w:rPr>
+              <w:t xml:space="preserve"> معتمد من المالك (2026-10-12): تُضاف المالية إلى الأقسام الثلاثة لأجل S2-ب</w:t>
+            </w:r>
+          </w:p>
+        </w:tc>
+        <w:tc>
+          <w:tcPr>
+            <w:tcW w:type="dxa" w:w="1775"/>
             <w:tcBorders>
               <w:top w:val="single" w:color="BFC9D6" w:sz="4"/>
               <w:left w:val="single" w:color="BFC9D6" w:sz="4"/>
@@ -15585,7 +15657,7 @@
         </w:tc>
         <w:tc>
           <w:tcPr>
-            <w:tcW w:type="dxa" w:w="1438"/>
+            <w:tcW w:type="dxa" w:w="1380"/>
             <w:tcBorders>
               <w:top w:val="single" w:color="BFC9D6" w:sz="4"/>
               <w:left w:val="single" w:color="BFC9D6" w:sz="4"/>
@@ -15626,7 +15698,7 @@
         </w:trPr>
         <w:tc>
           <w:tcPr>
-            <w:tcW w:type="dxa" w:w="1849"/>
+            <w:tcW w:type="dxa" w:w="1775"/>
             <w:tcBorders>
               <w:top w:val="single" w:color="BFC9D6" w:sz="4"/>
               <w:left w:val="single" w:color="BFC9D6" w:sz="4"/>
@@ -15663,7 +15735,7 @@
         </w:tc>
         <w:tc>
           <w:tcPr>
-            <w:tcW w:type="dxa" w:w="2468"/>
+            <w:tcW w:type="dxa" w:w="2367"/>
             <w:tcBorders>
               <w:top w:val="single" w:color="BFC9D6" w:sz="4"/>
               <w:left w:val="single" w:color="BFC9D6" w:sz="4"/>
@@ -15700,7 +15772,7 @@
         </w:tc>
         <w:tc>
           <w:tcPr>
-            <w:tcW w:type="dxa" w:w="2260"/>
+            <w:tcW w:type="dxa" w:w="2567"/>
             <w:tcBorders>
               <w:top w:val="single" w:color="BFC9D6" w:sz="4"/>
               <w:left w:val="single" w:color="BFC9D6" w:sz="4"/>
@@ -15737,7 +15809,7 @@
         </w:tc>
         <w:tc>
           <w:tcPr>
-            <w:tcW w:type="dxa" w:w="1849"/>
+            <w:tcW w:type="dxa" w:w="1775"/>
             <w:tcBorders>
               <w:top w:val="single" w:color="BFC9D6" w:sz="4"/>
               <w:left w:val="single" w:color="BFC9D6" w:sz="4"/>
@@ -15774,7 +15846,7 @@
         </w:tc>
         <w:tc>
           <w:tcPr>
-            <w:tcW w:type="dxa" w:w="1438"/>
+            <w:tcW w:type="dxa" w:w="1380"/>
             <w:tcBorders>
               <w:top w:val="single" w:color="BFC9D6" w:sz="4"/>
               <w:left w:val="single" w:color="BFC9D6" w:sz="4"/>
@@ -15816,7 +15888,7 @@
         </w:trPr>
         <w:tc>
           <w:tcPr>
-            <w:tcW w:type="dxa" w:w="1849"/>
+            <w:tcW w:type="dxa" w:w="1775"/>
             <w:tcBorders>
               <w:top w:val="single" w:color="BFC9D6" w:sz="4"/>
               <w:left w:val="single" w:color="BFC9D6" w:sz="4"/>
@@ -15852,7 +15924,7 @@
         </w:tc>
         <w:tc>
           <w:tcPr>
-            <w:tcW w:type="dxa" w:w="2468"/>
+            <w:tcW w:type="dxa" w:w="2367"/>
             <w:tcBorders>
               <w:top w:val="single" w:color="BFC9D6" w:sz="4"/>
               <w:left w:val="single" w:color="BFC9D6" w:sz="4"/>
@@ -15888,43 +15960,52 @@
         </w:tc>
         <w:tc>
           <w:tcPr>
-            <w:tcW w:type="dxa" w:w="2260"/>
-            <w:tcBorders>
-              <w:top w:val="single" w:color="BFC9D6" w:sz="4"/>
-              <w:left w:val="single" w:color="BFC9D6" w:sz="4"/>
-              <w:bottom w:val="single" w:color="BFC9D6" w:sz="4"/>
-              <w:right w:val="single" w:color="BFC9D6" w:sz="4"/>
-            </w:tcBorders>
-            <w:tcMar>
-              <w:top w:type="dxa" w:w="50"/>
-              <w:left w:type="dxa" w:w="90"/>
-              <w:bottom w:type="dxa" w:w="50"/>
-              <w:right w:type="dxa" w:w="90"/>
-            </w:tcMar>
-            <w:vAlign w:val="top"/>
-          </w:tcPr>
-          <w:p>
-            <w:pPr>
-              <w:keepNext w:val="false"/>
-              <w:bidi/>
-              <w:spacing w:after="30" w:before="30" w:line="264"/>
-            </w:pPr>
-            <w:r>
-              <w:rPr>
-                <w:rFonts w:ascii="Arial" w:cs="Arial" w:eastAsia="Arial" w:hAnsi="Arial"/>
-                <w:b w:val="false"/>
-                <w:bCs w:val="false"/>
-                <w:sz w:val="18"/>
-                <w:szCs w:val="18"/>
-                <w:rtl/>
-              </w:rPr>
-              <w:t xml:space="preserve">الإنجليزية مع شرح عربي في جلسة التدريب، حتى تصدر الواجهة العربية</w:t>
-            </w:r>
-          </w:p>
-        </w:tc>
-        <w:tc>
-          <w:tcPr>
-            <w:tcW w:type="dxa" w:w="1849"/>
+            <w:tcW w:type="dxa" w:w="2567"/>
+            <w:tcBorders>
+              <w:top w:val="single" w:color="BFC9D6" w:sz="4"/>
+              <w:left w:val="single" w:color="BFC9D6" w:sz="4"/>
+              <w:bottom w:val="single" w:color="BFC9D6" w:sz="4"/>
+              <w:right w:val="single" w:color="BFC9D6" w:sz="4"/>
+            </w:tcBorders>
+            <w:tcMar>
+              <w:top w:type="dxa" w:w="50"/>
+              <w:left w:type="dxa" w:w="90"/>
+              <w:bottom w:type="dxa" w:w="50"/>
+              <w:right w:type="dxa" w:w="90"/>
+            </w:tcMar>
+            <w:vAlign w:val="top"/>
+          </w:tcPr>
+          <w:p>
+            <w:pPr>
+              <w:keepNext w:val="false"/>
+              <w:bidi/>
+              <w:spacing w:after="30" w:before="30" w:line="264"/>
+            </w:pPr>
+            <w:r>
+              <w:rPr>
+                <w:rFonts w:ascii="Segoe UI Emoji" w:cs="Segoe UI Emoji" w:eastAsia="Segoe UI Emoji" w:hAnsi="Segoe UI Emoji"/>
+                <w:sz w:val="18"/>
+                <w:szCs w:val="18"/>
+                <w:rtl/>
+              </w:rPr>
+              <w:t xml:space="preserve">✅</w:t>
+            </w:r>
+            <w:r>
+              <w:rPr>
+                <w:rFonts w:ascii="Arial" w:cs="Arial" w:eastAsia="Arial" w:hAnsi="Arial"/>
+                <w:b w:val="false"/>
+                <w:bCs w:val="false"/>
+                <w:sz w:val="18"/>
+                <w:szCs w:val="18"/>
+                <w:rtl/>
+              </w:rPr>
+              <w:t xml:space="preserve"> معتمد من المالك (2026-10-12): الإنجليزية مع شرح عربي في جلسة التدريب، حتى تصدر الواجهة العربية</w:t>
+            </w:r>
+          </w:p>
+        </w:tc>
+        <w:tc>
+          <w:tcPr>
+            <w:tcW w:type="dxa" w:w="1775"/>
             <w:tcBorders>
               <w:top w:val="single" w:color="BFC9D6" w:sz="4"/>
               <w:left w:val="single" w:color="BFC9D6" w:sz="4"/>
@@ -15960,7 +16041,7 @@
         </w:tc>
         <w:tc>
           <w:tcPr>
-            <w:tcW w:type="dxa" w:w="1438"/>
+            <w:tcW w:type="dxa" w:w="1380"/>
             <w:tcBorders>
               <w:top w:val="single" w:color="BFC9D6" w:sz="4"/>
               <w:left w:val="single" w:color="BFC9D6" w:sz="4"/>
